--- a/Отчет_ЛР1_Киселева_2группа.docx
+++ b/Отчет_ЛР1_Киселева_2группа.docx
@@ -558,13 +558,7 @@
         <w:rPr>
           <w:lang w:val="ru-RU"/>
         </w:rPr>
-        <w:t xml:space="preserve"> </w:t>
-      </w:r>
-      <w:r>
-        <w:rPr>
-          <w:lang w:val="ru-RU"/>
-        </w:rPr>
-        <w:t>—</w:t>
+        <w:t xml:space="preserve"> —</w:t>
       </w:r>
       <w:proofErr w:type="gramEnd"/>
       <w:r>
@@ -617,13 +611,7 @@
         <w:rPr>
           <w:lang w:val="ru-RU"/>
         </w:rPr>
-        <w:t xml:space="preserve"> </w:t>
-      </w:r>
-      <w:r>
-        <w:rPr>
-          <w:lang w:val="ru-RU"/>
-        </w:rPr>
-        <w:t>—</w:t>
+        <w:t xml:space="preserve"> —</w:t>
       </w:r>
       <w:proofErr w:type="gramEnd"/>
       <w:r>
@@ -679,51 +667,66 @@
       <w:pPr>
         <w:spacing w:after="120" w:line="360" w:lineRule="auto"/>
         <w:ind w:firstLine="706"/>
-        <w:rPr>
-          <w:lang w:val="ru-RU"/>
-        </w:rPr>
       </w:pPr>
       <w:r>
         <w:rPr>
           <w:lang w:val="ru-RU"/>
         </w:rPr>
-        <w:t xml:space="preserve">   4.1. Паттерн «</w:t>
+        <w:t xml:space="preserve">   </w:t>
+      </w:r>
+      <w:r>
+        <w:t xml:space="preserve">4.1. </w:t>
+      </w:r>
+      <w:r>
+        <w:rPr>
+          <w:lang w:val="ru-RU"/>
+        </w:rPr>
+        <w:t>Паттерн</w:t>
+      </w:r>
+      <w:r>
+        <w:t xml:space="preserve"> «</w:t>
       </w:r>
       <w:r>
         <w:t>Single</w:t>
       </w:r>
       <w:r>
-        <w:rPr>
-          <w:lang w:val="ru-RU"/>
-        </w:rPr>
         <w:t xml:space="preserve"> </w:t>
       </w:r>
       <w:r>
         <w:t>Source</w:t>
       </w:r>
       <w:r>
-        <w:rPr>
-          <w:lang w:val="ru-RU"/>
-        </w:rPr>
         <w:t xml:space="preserve"> </w:t>
       </w:r>
       <w:r>
         <w:t>of</w:t>
       </w:r>
       <w:r>
-        <w:rPr>
-          <w:lang w:val="ru-RU"/>
-        </w:rPr>
         <w:t xml:space="preserve"> </w:t>
       </w:r>
       <w:r>
         <w:t>Truth</w:t>
       </w:r>
       <w:r>
-        <w:rPr>
-          <w:lang w:val="ru-RU"/>
-        </w:rPr>
-        <w:t xml:space="preserve">» на базе </w:t>
+        <w:t xml:space="preserve">» </w:t>
+      </w:r>
+      <w:r>
+        <w:rPr>
+          <w:lang w:val="ru-RU"/>
+        </w:rPr>
+        <w:t>на</w:t>
+      </w:r>
+      <w:r>
+        <w:t xml:space="preserve"> </w:t>
+      </w:r>
+      <w:r>
+        <w:rPr>
+          <w:lang w:val="ru-RU"/>
+        </w:rPr>
+        <w:t>базе</w:t>
+      </w:r>
+      <w:r>
+        <w:t xml:space="preserve"> </w:t>
       </w:r>
       <w:r>
         <w:t>RGB</w:t>
@@ -738,10 +741,13 @@
         </w:rPr>
       </w:pPr>
       <w:r>
-        <w:rPr>
-          <w:lang w:val="ru-RU"/>
-        </w:rPr>
-        <w:t xml:space="preserve">   4.2. Механизм блокировки рекурсивных обновлений (</w:t>
+        <w:t xml:space="preserve">   </w:t>
+      </w:r>
+      <w:r>
+        <w:rPr>
+          <w:lang w:val="ru-RU"/>
+        </w:rPr>
+        <w:t>4.2. Механизм блокировки рекурсивных обновлений (</w:t>
       </w:r>
       <w:r>
         <w:t>Event</w:t>
@@ -2862,13 +2868,7 @@
         <w:rPr>
           <w:lang w:val="ru-RU"/>
         </w:rPr>
-        <w:t>—</w:t>
-      </w:r>
-      <w:r>
-        <w:rPr>
-          <w:lang w:val="ru-RU"/>
-        </w:rPr>
-        <w:t xml:space="preserve"> </w:t>
+        <w:t xml:space="preserve">— </w:t>
       </w:r>
       <w:r>
         <w:rPr>
@@ -3248,13 +3248,7 @@
         <w:rPr>
           <w:lang w:val="ru-RU"/>
         </w:rPr>
-        <w:t>—</w:t>
-      </w:r>
-      <w:r>
-        <w:rPr>
-          <w:lang w:val="ru-RU"/>
-        </w:rPr>
-        <w:t xml:space="preserve"> </w:t>
+        <w:t xml:space="preserve">— </w:t>
       </w:r>
       <w:r>
         <w:rPr>
@@ -3428,6 +3422,9 @@
         <w:t>&lt;</w:t>
       </w:r>
       <w:r>
+        <w:rPr>
+          <w:lang w:val="ru-RU"/>
+        </w:rPr>
         <w:t xml:space="preserve"> </w:t>
       </w:r>
       <w:r>
@@ -4847,14 +4844,15 @@
           <w:sz w:val="30"/>
           <w:lang w:val="ru-RU"/>
         </w:rPr>
-        <w:t>5. Детальный разбор программной реализации (</w:t>
+        <w:t xml:space="preserve">5. </w:t>
       </w:r>
       <w:r>
         <w:rPr>
           <w:b/>
           <w:sz w:val="30"/>
-        </w:rPr>
-        <w:t>main</w:t>
+          <w:lang w:val="ru-RU"/>
+        </w:rPr>
+        <w:t>Р</w:t>
       </w:r>
       <w:r>
         <w:rPr>
@@ -4862,24 +4860,7 @@
           <w:sz w:val="30"/>
           <w:lang w:val="ru-RU"/>
         </w:rPr>
-        <w:t>4.</w:t>
-      </w:r>
-      <w:proofErr w:type="spellStart"/>
-      <w:r>
-        <w:rPr>
-          <w:b/>
-          <w:sz w:val="30"/>
-        </w:rPr>
-        <w:t>py</w:t>
-      </w:r>
-      <w:proofErr w:type="spellEnd"/>
-      <w:r>
-        <w:rPr>
-          <w:b/>
-          <w:sz w:val="30"/>
-          <w:lang w:val="ru-RU"/>
-        </w:rPr>
-        <w:t>)</w:t>
+        <w:t>азбор программной реализации</w:t>
       </w:r>
     </w:p>
     <w:p>
@@ -6592,6 +6573,7 @@
         <w:jc w:val="center"/>
         <w:rPr>
           <w:sz w:val="22"/>
+          <w:lang w:val="ru-RU"/>
         </w:rPr>
       </w:pPr>
       <w:r>
@@ -6712,6 +6694,7 @@
       <w:r>
         <w:rPr>
           <w:sz w:val="22"/>
+          <w:lang w:val="ru-RU"/>
         </w:rPr>
         <w:t>7</w:t>
       </w:r>
@@ -7239,7 +7222,7 @@
         <w:rPr>
           <w:lang w:val="ru-RU"/>
         </w:rPr>
-        <w:t xml:space="preserve">В ходе выполнения лабораторной работы были глубоко освоены теоретические основы компьютерной графики, физика аддитивного и субтрактивного синтеза цвета, а также структура перцептивных пространств. На языке </w:t>
+        <w:t xml:space="preserve">В ходе выполнения лабораторной работы были освоены теоретические основы компьютерной графики, физика аддитивного и субтрактивного синтеза цвета, а также структура перцептивных пространств. На языке </w:t>
       </w:r>
       <w:r>
         <w:t>Python</w:t>
@@ -7248,7 +7231,7 @@
         <w:rPr>
           <w:lang w:val="ru-RU"/>
         </w:rPr>
-        <w:t xml:space="preserve"> было разработано высокопроизводительное и устойчивое графическое приложение, полностью удовлетворяющее всем критериям технического задания.</w:t>
+        <w:t xml:space="preserve"> было разработано графическое приложение, удовлетворяющее критериям технического задания.</w:t>
       </w:r>
     </w:p>
     <w:p>
